--- a/docs/epica-4/HU-020-MAPA-TECNICO-CONTROL-MATRICULAS.docx
+++ b/docs/epica-4/HU-020-MAPA-TECNICO-CONTROL-MATRICULAS.docx
@@ -16,6 +16,106 @@
         </w:rPr>
         <w:t xml:space="preserve">HU-020 — Mapa técnico para controlar matrículas y pagos</w:t>
       </w:r>
+    </w:p>
+    <w:tbl>
+      <w:tblPr>
+        <w:tblW w:type="dxa" w:w="9360"/>
+        <w:tblBorders>
+          <w:top w:val="single" w:color="auto" w:sz="4"/>
+          <w:left w:val="single" w:color="auto" w:sz="4"/>
+          <w:bottom w:val="single" w:color="auto" w:sz="4"/>
+          <w:right w:val="single" w:color="auto" w:sz="4"/>
+          <w:insideH w:val="single" w:color="auto" w:sz="4"/>
+          <w:insideV w:val="single" w:color="auto" w:sz="4"/>
+        </w:tblBorders>
+      </w:tblPr>
+      <w:tblGrid>
+        <w:gridCol w:w="9360"/>
+      </w:tblGrid>
+      <w:tr>
+        <w:tc>
+          <w:tcPr>
+            <w:tcW w:type="dxa" w:w="9360"/>
+            <w:tcBorders>
+              <w:top w:val="single" w:color="B2DDFF" w:sz="4"/>
+              <w:left w:val="single" w:color="175CD3" w:sz="24"/>
+              <w:bottom w:val="single" w:color="B2DDFF" w:sz="4"/>
+              <w:right w:val="single" w:color="B2DDFF" w:sz="4"/>
+            </w:tcBorders>
+            <w:shd w:fill="EFF8FF" w:val="clear"/>
+            <w:tcMar>
+              <w:top w:type="dxa" w:w="160"/>
+              <w:left w:type="dxa" w:w="200"/>
+              <w:bottom w:type="dxa" w:w="160"/>
+              <w:right w:type="dxa" w:w="200"/>
+            </w:tcMar>
+          </w:tcPr>
+          <w:p>
+            <w:pPr>
+              <w:spacing w:after="0"/>
+            </w:pPr>
+            <w:r>
+              <w:rPr>
+                <w:b/>
+                <w:bCs/>
+                <w:color w:val="1D2939"/>
+                <w:sz w:val="21"/>
+                <w:szCs w:val="21"/>
+              </w:rPr>
+              <w:t xml:space="preserve">Equipo: Joel y Juan</w:t>
+            </w:r>
+            <w:r>
+              <w:rPr>
+                <w:color w:val="1D2939"/>
+                <w:sz w:val="21"/>
+                <w:szCs w:val="21"/>
+              </w:rPr>
+              <w:t xml:space="preserve"> · Rama: </w:t>
+            </w:r>
+            <w:r>
+              <w:rPr>
+                <w:rFonts w:ascii="Consolas" w:cs="Consolas" w:eastAsia="Consolas" w:hAnsi="Consolas"/>
+                <w:color w:val="B42318"/>
+                <w:sz w:val="20"/>
+                <w:szCs w:val="20"/>
+                <w:shd w:fill="F2F4F7" w:val="clear"/>
+              </w:rPr>
+              <w:t xml:space="preserve">feature/HU-020-matriculas</w:t>
+            </w:r>
+            <w:r>
+              <w:rPr>
+                <w:color w:val="1D2939"/>
+                <w:sz w:val="21"/>
+                <w:szCs w:val="21"/>
+              </w:rPr>
+              <w:t xml:space="preserve"> (desde </w:t>
+            </w:r>
+            <w:r>
+              <w:rPr>
+                <w:rFonts w:ascii="Consolas" w:cs="Consolas" w:eastAsia="Consolas" w:hAnsi="Consolas"/>
+                <w:color w:val="B42318"/>
+                <w:sz w:val="20"/>
+                <w:szCs w:val="20"/>
+                <w:shd w:fill="F2F4F7" w:val="clear"/>
+              </w:rPr>
+              <w:t xml:space="preserve">develop</w:t>
+            </w:r>
+            <w:r>
+              <w:rPr>
+                <w:color w:val="1D2939"/>
+                <w:sz w:val="21"/>
+                <w:szCs w:val="21"/>
+              </w:rPr>
+              <w:t xml:space="preserve">).</w:t>
+            </w:r>
+          </w:p>
+        </w:tc>
+      </w:tr>
+    </w:tbl>
+    <w:p>
+      <w:pPr>
+        <w:spacing w:after="160"/>
+      </w:pPr>
     </w:p>
     <w:tbl>
       <w:tblPr>
@@ -682,7 +782,7 @@
           <w:szCs w:val="20"/>
           <w:shd w:fill="F2F4F7" w:val="clear"/>
         </w:rPr>
-        <w:t xml:space="preserve">normalizar(String)</w:t>
+        <w:t xml:space="preserve">registrarCambio(...)</w:t>
       </w:r>
       <w:r>
         <w:rPr>
@@ -700,42 +800,6 @@
           <w:szCs w:val="20"/>
           <w:shd w:fill="F2F4F7" w:val="clear"/>
         </w:rPr>
-        <w:t xml:space="preserve">normalizarEstado(String)</w:t>
-      </w:r>
-      <w:r>
-        <w:rPr>
-          <w:color w:val="1D2939"/>
-          <w:sz w:val="21"/>
-          <w:szCs w:val="21"/>
-        </w:rPr>
-        <w:t xml:space="preserve">,   </w:t>
-      </w:r>
-      <w:r>
-        <w:rPr>
-          <w:rFonts w:ascii="Consolas" w:cs="Consolas" w:eastAsia="Consolas" w:hAnsi="Consolas"/>
-          <w:color w:val="B42318"/>
-          <w:sz w:val="20"/>
-          <w:szCs w:val="20"/>
-          <w:shd w:fill="F2F4F7" w:val="clear"/>
-        </w:rPr>
-        <w:t xml:space="preserve">registrarCambio(...)</w:t>
-      </w:r>
-      <w:r>
-        <w:rPr>
-          <w:color w:val="1D2939"/>
-          <w:sz w:val="21"/>
-          <w:szCs w:val="21"/>
-        </w:rPr>
-        <w:t xml:space="preserve">, </w:t>
-      </w:r>
-      <w:r>
-        <w:rPr>
-          <w:rFonts w:ascii="Consolas" w:cs="Consolas" w:eastAsia="Consolas" w:hAnsi="Consolas"/>
-          <w:color w:val="B42318"/>
-          <w:sz w:val="20"/>
-          <w:szCs w:val="20"/>
-          <w:shd w:fill="F2F4F7" w:val="clear"/>
-        </w:rPr>
         <w:t xml:space="preserve">respuesta(Matricula, String)</w:t>
       </w:r>
       <w:r>
@@ -744,7 +808,7 @@
           <w:sz w:val="21"/>
           <w:szCs w:val="21"/>
         </w:rPr>
-        <w:t xml:space="preserve">. Reutilízalos, no los reescribas.</w:t>
+        <w:t xml:space="preserve">.   Reutilízalos, no los reescribas.</w:t>
       </w:r>
     </w:p>
     <w:p>
@@ -758,47 +822,21 @@
       </w:pPr>
       <w:r>
         <w:rPr>
-          <w:color w:val="1D2939"/>
-          <w:sz w:val="21"/>
-          <w:szCs w:val="21"/>
-        </w:rPr>
-        <w:t xml:space="preserve">En Angular, </w:t>
-      </w:r>
-      <w:r>
-        <w:rPr>
-          <w:rFonts w:ascii="Consolas" w:cs="Consolas" w:eastAsia="Consolas" w:hAnsi="Consolas"/>
-          <w:color w:val="B42318"/>
-          <w:sz w:val="20"/>
-          <w:szCs w:val="20"/>
-          <w:shd w:fill="F2F4F7" w:val="clear"/>
-        </w:rPr>
-        <w:t xml:space="preserve">MatriculaApiService</w:t>
-      </w:r>
-      <w:r>
-        <w:rPr>
-          <w:color w:val="1D2939"/>
-          <w:sz w:val="21"/>
-          <w:szCs w:val="21"/>
-        </w:rPr>
-        <w:t xml:space="preserve"> (</w:t>
-      </w:r>
-      <w:r>
-        <w:rPr>
-          <w:rFonts w:ascii="Consolas" w:cs="Consolas" w:eastAsia="Consolas" w:hAnsi="Consolas"/>
-          <w:color w:val="B42318"/>
-          <w:sz w:val="20"/>
-          <w:szCs w:val="20"/>
-          <w:shd w:fill="F2F4F7" w:val="clear"/>
-        </w:rPr>
-        <w:t xml:space="preserve">features/matriculas/matricula-api.service.ts</w:t>
-      </w:r>
-      <w:r>
-        <w:rPr>
-          <w:color w:val="1D2939"/>
-          <w:sz w:val="21"/>
-          <w:szCs w:val="21"/>
-        </w:rPr>
-        <w:t xml:space="preserve">) ya existe y ya tiene</w:t>
+          <w:b/>
+          <w:bCs/>
+          <w:color w:val="1D2939"/>
+          <w:sz w:val="21"/>
+          <w:szCs w:val="21"/>
+        </w:rPr>
+        <w:t xml:space="preserve">`normalizar(String)` y `normalizarEstado(String)` NO están</w:t>
+      </w:r>
+      <w:r>
+        <w:rPr>
+          <w:color w:val="1D2939"/>
+          <w:sz w:val="21"/>
+          <w:szCs w:val="21"/>
+        </w:rPr>
+        <w:t xml:space="preserve"> (los usaba también HU-041, que se</w:t>
       </w:r>
     </w:p>
     <w:p>
@@ -811,97 +849,20 @@
           <w:sz w:val="21"/>
           <w:szCs w:val="21"/>
         </w:rPr>
-        <w:t xml:space="preserve">  </w:t>
-      </w:r>
-      <w:r>
-        <w:rPr>
-          <w:rFonts w:ascii="Consolas" w:cs="Consolas" w:eastAsia="Consolas" w:hAnsi="Consolas"/>
-          <w:color w:val="B42318"/>
-          <w:sz w:val="20"/>
-          <w:szCs w:val="20"/>
-          <w:shd w:fill="F2F4F7" w:val="clear"/>
-        </w:rPr>
-        <w:t xml:space="preserve">matricularGratis</w:t>
-      </w:r>
-      <w:r>
-        <w:rPr>
-          <w:color w:val="1D2939"/>
-          <w:sz w:val="21"/>
-          <w:szCs w:val="21"/>
-        </w:rPr>
-        <w:t xml:space="preserve">, </w:t>
-      </w:r>
-      <w:r>
-        <w:rPr>
-          <w:rFonts w:ascii="Consolas" w:cs="Consolas" w:eastAsia="Consolas" w:hAnsi="Consolas"/>
-          <w:color w:val="B42318"/>
-          <w:sz w:val="20"/>
-          <w:szCs w:val="20"/>
-          <w:shd w:fill="F2F4F7" w:val="clear"/>
-        </w:rPr>
-        <w:t xml:space="preserve">misCursos</w:t>
-      </w:r>
-      <w:r>
-        <w:rPr>
-          <w:color w:val="1D2939"/>
-          <w:sz w:val="21"/>
-          <w:szCs w:val="21"/>
-        </w:rPr>
-        <w:t xml:space="preserve">, </w:t>
-      </w:r>
-      <w:r>
-        <w:rPr>
-          <w:rFonts w:ascii="Consolas" w:cs="Consolas" w:eastAsia="Consolas" w:hAnsi="Consolas"/>
-          <w:color w:val="B42318"/>
-          <w:sz w:val="20"/>
-          <w:szCs w:val="20"/>
-          <w:shd w:fill="F2F4F7" w:val="clear"/>
-        </w:rPr>
-        <w:t xml:space="preserve">crearAdministrativa</w:t>
-      </w:r>
-      <w:r>
-        <w:rPr>
-          <w:color w:val="1D2939"/>
-          <w:sz w:val="21"/>
-          <w:szCs w:val="21"/>
-        </w:rPr>
-        <w:t xml:space="preserve">, </w:t>
-      </w:r>
-      <w:r>
-        <w:rPr>
-          <w:rFonts w:ascii="Consolas" w:cs="Consolas" w:eastAsia="Consolas" w:hAnsi="Consolas"/>
-          <w:color w:val="B42318"/>
-          <w:sz w:val="20"/>
-          <w:szCs w:val="20"/>
-          <w:shd w:fill="F2F4F7" w:val="clear"/>
-        </w:rPr>
-        <w:t xml:space="preserve">advertenciaAcademica</w:t>
-      </w:r>
-      <w:r>
-        <w:rPr>
-          <w:color w:val="1D2939"/>
-          <w:sz w:val="21"/>
-          <w:szCs w:val="21"/>
-        </w:rPr>
-        <w:t xml:space="preserve">, </w:t>
-      </w:r>
-      <w:r>
-        <w:rPr>
-          <w:rFonts w:ascii="Consolas" w:cs="Consolas" w:eastAsia="Consolas" w:hAnsi="Consolas"/>
-          <w:color w:val="B42318"/>
-          <w:sz w:val="20"/>
-          <w:szCs w:val="20"/>
-          <w:shd w:fill="F2F4F7" w:val="clear"/>
-        </w:rPr>
-        <w:t xml:space="preserve">reenviarConfirmacion</w:t>
-      </w:r>
-      <w:r>
-        <w:rPr>
-          <w:color w:val="1D2939"/>
-          <w:sz w:val="21"/>
-          <w:szCs w:val="21"/>
-        </w:rPr>
-        <w:t xml:space="preserve"> y   los métodos de reporte — solo le faltan los 3 métodos de esta historia.</w:t>
+        <w:t xml:space="preserve">  retiró después y se los llevó porque ya no los usaba nadie). Son triviales, créalos de nuevo:   ```java   private static String normalizar(String valor) {       return valor == null ? "" : valor.strip().toLowerCase();   }</w:t>
+      </w:r>
+    </w:p>
+    <w:p>
+      <w:pPr>
+        <w:spacing w:after="160"/>
+      </w:pPr>
+      <w:r>
+        <w:rPr>
+          <w:color w:val="1D2939"/>
+          <w:sz w:val="21"/>
+          <w:szCs w:val="21"/>
+        </w:rPr>
+        <w:t xml:space="preserve">  private static String normalizarEstado(String valor) {       return valor == null ? "" : valor.strip().toUpperCase();   }   ```   Si para cuando implementes esto HU-041 ya está reconstruida y los volvió a crear, no los dupliques —   solo revisa que existan antes de agregarlos tú.</w:t>
       </w:r>
     </w:p>
     <w:p>
@@ -919,25 +880,43 @@
           <w:sz w:val="21"/>
           <w:szCs w:val="21"/>
         </w:rPr>
-        <w:t xml:space="preserve">El componente </w:t>
-      </w:r>
-      <w:r>
-        <w:rPr>
-          <w:rFonts w:ascii="Consolas" w:cs="Consolas" w:eastAsia="Consolas" w:hAnsi="Consolas"/>
-          <w:color w:val="B42318"/>
-          <w:sz w:val="20"/>
-          <w:szCs w:val="20"/>
-          <w:shd w:fill="F2F4F7" w:val="clear"/>
-        </w:rPr>
-        <w:t xml:space="preserve">features/admin/matriculas/matriculas-listado/*</w:t>
-      </w:r>
-      <w:r>
-        <w:rPr>
-          <w:color w:val="1D2939"/>
-          <w:sz w:val="21"/>
-          <w:szCs w:val="21"/>
-        </w:rPr>
-        <w:t xml:space="preserve"> ya existe con el botón "+ Nueva</w:t>
+        <w:t xml:space="preserve">En Angular, </w:t>
+      </w:r>
+      <w:r>
+        <w:rPr>
+          <w:rFonts w:ascii="Consolas" w:cs="Consolas" w:eastAsia="Consolas" w:hAnsi="Consolas"/>
+          <w:color w:val="B42318"/>
+          <w:sz w:val="20"/>
+          <w:szCs w:val="20"/>
+          <w:shd w:fill="F2F4F7" w:val="clear"/>
+        </w:rPr>
+        <w:t xml:space="preserve">MatriculaApiService</w:t>
+      </w:r>
+      <w:r>
+        <w:rPr>
+          <w:color w:val="1D2939"/>
+          <w:sz w:val="21"/>
+          <w:szCs w:val="21"/>
+        </w:rPr>
+        <w:t xml:space="preserve"> (</w:t>
+      </w:r>
+      <w:r>
+        <w:rPr>
+          <w:rFonts w:ascii="Consolas" w:cs="Consolas" w:eastAsia="Consolas" w:hAnsi="Consolas"/>
+          <w:color w:val="B42318"/>
+          <w:sz w:val="20"/>
+          <w:szCs w:val="20"/>
+          <w:shd w:fill="F2F4F7" w:val="clear"/>
+        </w:rPr>
+        <w:t xml:space="preserve">features/matriculas/matricula-api.service.ts</w:t>
+      </w:r>
+      <w:r>
+        <w:rPr>
+          <w:color w:val="1D2939"/>
+          <w:sz w:val="21"/>
+          <w:szCs w:val="21"/>
+        </w:rPr>
+        <w:t xml:space="preserve">) ya existe y ya tiene</w:t>
       </w:r>
     </w:p>
     <w:p>
@@ -950,26 +929,97 @@
           <w:sz w:val="21"/>
           <w:szCs w:val="21"/>
         </w:rPr>
-        <w:t xml:space="preserve">  matrícula" y su modal completos y funcionando (HU-019) — amplíalo, no lo reescribas desde cero.</w:t>
-      </w:r>
-    </w:p>
-    <w:p>
-      <w:pPr>
-        <w:pStyle w:val="Heading1"/>
-        <w:pBdr>
-          <w:bottom w:val="single" w:color="006F73" w:sz="6" w:space="4"/>
-        </w:pBdr>
-        <w:spacing w:after="160" w:before="360"/>
-      </w:pPr>
-      <w:r>
-        <w:rPr>
-          <w:b/>
-          <w:bCs/>
-          <w:color w:val="103860"/>
-          <w:sz w:val="28"/>
-          <w:szCs w:val="28"/>
-        </w:rPr>
-        <w:t xml:space="preserve">Dependencias</w:t>
+        <w:t xml:space="preserve">  </w:t>
+      </w:r>
+      <w:r>
+        <w:rPr>
+          <w:rFonts w:ascii="Consolas" w:cs="Consolas" w:eastAsia="Consolas" w:hAnsi="Consolas"/>
+          <w:color w:val="B42318"/>
+          <w:sz w:val="20"/>
+          <w:szCs w:val="20"/>
+          <w:shd w:fill="F2F4F7" w:val="clear"/>
+        </w:rPr>
+        <w:t xml:space="preserve">matricularGratis</w:t>
+      </w:r>
+      <w:r>
+        <w:rPr>
+          <w:color w:val="1D2939"/>
+          <w:sz w:val="21"/>
+          <w:szCs w:val="21"/>
+        </w:rPr>
+        <w:t xml:space="preserve">, </w:t>
+      </w:r>
+      <w:r>
+        <w:rPr>
+          <w:rFonts w:ascii="Consolas" w:cs="Consolas" w:eastAsia="Consolas" w:hAnsi="Consolas"/>
+          <w:color w:val="B42318"/>
+          <w:sz w:val="20"/>
+          <w:szCs w:val="20"/>
+          <w:shd w:fill="F2F4F7" w:val="clear"/>
+        </w:rPr>
+        <w:t xml:space="preserve">misCursos</w:t>
+      </w:r>
+      <w:r>
+        <w:rPr>
+          <w:color w:val="1D2939"/>
+          <w:sz w:val="21"/>
+          <w:szCs w:val="21"/>
+        </w:rPr>
+        <w:t xml:space="preserve">, </w:t>
+      </w:r>
+      <w:r>
+        <w:rPr>
+          <w:rFonts w:ascii="Consolas" w:cs="Consolas" w:eastAsia="Consolas" w:hAnsi="Consolas"/>
+          <w:color w:val="B42318"/>
+          <w:sz w:val="20"/>
+          <w:szCs w:val="20"/>
+          <w:shd w:fill="F2F4F7" w:val="clear"/>
+        </w:rPr>
+        <w:t xml:space="preserve">crearAdministrativa</w:t>
+      </w:r>
+      <w:r>
+        <w:rPr>
+          <w:color w:val="1D2939"/>
+          <w:sz w:val="21"/>
+          <w:szCs w:val="21"/>
+        </w:rPr>
+        <w:t xml:space="preserve">, </w:t>
+      </w:r>
+      <w:r>
+        <w:rPr>
+          <w:rFonts w:ascii="Consolas" w:cs="Consolas" w:eastAsia="Consolas" w:hAnsi="Consolas"/>
+          <w:color w:val="B42318"/>
+          <w:sz w:val="20"/>
+          <w:szCs w:val="20"/>
+          <w:shd w:fill="F2F4F7" w:val="clear"/>
+        </w:rPr>
+        <w:t xml:space="preserve">advertenciaAcademica</w:t>
+      </w:r>
+      <w:r>
+        <w:rPr>
+          <w:color w:val="1D2939"/>
+          <w:sz w:val="21"/>
+          <w:szCs w:val="21"/>
+        </w:rPr>
+        <w:t xml:space="preserve">, </w:t>
+      </w:r>
+      <w:r>
+        <w:rPr>
+          <w:rFonts w:ascii="Consolas" w:cs="Consolas" w:eastAsia="Consolas" w:hAnsi="Consolas"/>
+          <w:color w:val="B42318"/>
+          <w:sz w:val="20"/>
+          <w:szCs w:val="20"/>
+          <w:shd w:fill="F2F4F7" w:val="clear"/>
+        </w:rPr>
+        <w:t xml:space="preserve">reenviarConfirmacion</w:t>
+      </w:r>
+      <w:r>
+        <w:rPr>
+          <w:color w:val="1D2939"/>
+          <w:sz w:val="21"/>
+          <w:szCs w:val="21"/>
+        </w:rPr>
+        <w:t xml:space="preserve">   — solo le faltan los 3 métodos de esta historia (los métodos de reporte son de HU-041, otra guía   aparte, no te conciernen).</w:t>
       </w:r>
     </w:p>
     <w:p>
@@ -987,7 +1037,382 @@
           <w:sz w:val="21"/>
           <w:szCs w:val="21"/>
         </w:rPr>
+        <w:t xml:space="preserve">El componente </w:t>
+      </w:r>
+      <w:r>
+        <w:rPr>
+          <w:rFonts w:ascii="Consolas" w:cs="Consolas" w:eastAsia="Consolas" w:hAnsi="Consolas"/>
+          <w:color w:val="B42318"/>
+          <w:sz w:val="20"/>
+          <w:szCs w:val="20"/>
+          <w:shd w:fill="F2F4F7" w:val="clear"/>
+        </w:rPr>
+        <w:t xml:space="preserve">features/admin/matriculas/matriculas-listado/*</w:t>
+      </w:r>
+      <w:r>
+        <w:rPr>
+          <w:color w:val="1D2939"/>
+          <w:sz w:val="21"/>
+          <w:szCs w:val="21"/>
+        </w:rPr>
+        <w:t xml:space="preserve"> ya existe con el botón "+ Nueva</w:t>
+      </w:r>
+    </w:p>
+    <w:p>
+      <w:pPr>
+        <w:spacing w:after="160"/>
+      </w:pPr>
+      <w:r>
+        <w:rPr>
+          <w:color w:val="1D2939"/>
+          <w:sz w:val="21"/>
+          <w:szCs w:val="21"/>
+        </w:rPr>
+        <w:t xml:space="preserve">  matrícula" y su modal completos y funcionando (HU-019) — amplíalo, no lo reescribas desde cero.</w:t>
+      </w:r>
+    </w:p>
+    <w:p>
+      <w:pPr>
+        <w:pStyle w:val="Heading1"/>
+        <w:pBdr>
+          <w:bottom w:val="single" w:color="006F73" w:sz="6" w:space="4"/>
+        </w:pBdr>
+        <w:spacing w:after="160" w:before="360"/>
+      </w:pPr>
+      <w:r>
+        <w:rPr>
+          <w:b/>
+          <w:bCs/>
+          <w:color w:val="103860"/>
+          <w:sz w:val="28"/>
+          <w:szCs w:val="28"/>
+        </w:rPr>
+        <w:t xml:space="preserve">Dependencias</w:t>
+      </w:r>
+    </w:p>
+    <w:p>
+      <w:pPr>
+        <w:pStyle w:val="ListParagraph"/>
+        <w:numPr>
+          <w:ilvl w:val="0"/>
+          <w:numId w:val="2"/>
+        </w:numPr>
+        <w:spacing w:after="80"/>
+      </w:pPr>
+      <w:r>
+        <w:rPr>
+          <w:color w:val="1D2939"/>
+          <w:sz w:val="21"/>
+          <w:szCs w:val="21"/>
+        </w:rPr>
         <w:t xml:space="preserve">Ninguna nueva: requiere que existan matrículas (HU-017 o HU-019, ya existen y siguen funcionando).</w:t>
+      </w:r>
+    </w:p>
+    <w:p>
+      <w:pPr>
+        <w:pStyle w:val="Heading1"/>
+        <w:pBdr>
+          <w:bottom w:val="single" w:color="006F73" w:sz="6" w:space="4"/>
+        </w:pBdr>
+        <w:spacing w:after="160" w:before="360"/>
+      </w:pPr>
+      <w:r>
+        <w:rPr>
+          <w:b/>
+          <w:bCs/>
+          <w:color w:val="103860"/>
+          <w:sz w:val="28"/>
+          <w:szCs w:val="28"/>
+        </w:rPr>
+        <w:t xml:space="preserve">🔑 Punto de oro — con quién coordinar</w:t>
+      </w:r>
+    </w:p>
+    <w:p>
+      <w:pPr>
+        <w:spacing w:after="160"/>
+      </w:pPr>
+      <w:r>
+        <w:rPr>
+          <w:color w:val="1D2939"/>
+          <w:sz w:val="21"/>
+          <w:szCs w:val="21"/>
+        </w:rPr>
+        <w:t xml:space="preserve">Puedes arrancar ya, sin esperar a nadie. Solo dos avisos puntuales, no bloqueos, con </w:t>
+      </w:r>
+      <w:r>
+        <w:rPr>
+          <w:b/>
+          <w:bCs/>
+          <w:color w:val="1D2939"/>
+          <w:sz w:val="21"/>
+          <w:szCs w:val="21"/>
+        </w:rPr>
+        <w:t xml:space="preserve">Ariana y Gabriel</w:t>
+      </w:r>
+      <w:r>
+        <w:rPr>
+          <w:color w:val="1D2939"/>
+          <w:sz w:val="21"/>
+          <w:szCs w:val="21"/>
+        </w:rPr>
+        <w:t xml:space="preserve"> (HU-041, reporte de matrículas — comparten </w:t>
+      </w:r>
+      <w:r>
+        <w:rPr>
+          <w:rFonts w:ascii="Consolas" w:cs="Consolas" w:eastAsia="Consolas" w:hAnsi="Consolas"/>
+          <w:color w:val="B42318"/>
+          <w:sz w:val="20"/>
+          <w:szCs w:val="20"/>
+          <w:shd w:fill="F2F4F7" w:val="clear"/>
+        </w:rPr>
+        <w:t xml:space="preserve">MatriculaServicio</w:t>
+      </w:r>
+      <w:r>
+        <w:rPr>
+          <w:color w:val="1D2939"/>
+          <w:sz w:val="21"/>
+          <w:szCs w:val="21"/>
+        </w:rPr>
+        <w:t xml:space="preserve">, </w:t>
+      </w:r>
+      <w:r>
+        <w:rPr>
+          <w:rFonts w:ascii="Consolas" w:cs="Consolas" w:eastAsia="Consolas" w:hAnsi="Consolas"/>
+          <w:color w:val="B42318"/>
+          <w:sz w:val="20"/>
+          <w:szCs w:val="20"/>
+          <w:shd w:fill="F2F4F7" w:val="clear"/>
+        </w:rPr>
+        <w:t xml:space="preserve">MatriculaControlador</w:t>
+      </w:r>
+      <w:r>
+        <w:rPr>
+          <w:color w:val="1D2939"/>
+          <w:sz w:val="21"/>
+          <w:szCs w:val="21"/>
+        </w:rPr>
+        <w:t xml:space="preserve"> y </w:t>
+      </w:r>
+      <w:r>
+        <w:rPr>
+          <w:rFonts w:ascii="Consolas" w:cs="Consolas" w:eastAsia="Consolas" w:hAnsi="Consolas"/>
+          <w:color w:val="B42318"/>
+          <w:sz w:val="20"/>
+          <w:szCs w:val="20"/>
+          <w:shd w:fill="F2F4F7" w:val="clear"/>
+        </w:rPr>
+        <w:t xml:space="preserve">matricula-api.service.ts</w:t>
+      </w:r>
+      <w:r>
+        <w:rPr>
+          <w:color w:val="1D2939"/>
+          <w:sz w:val="21"/>
+          <w:szCs w:val="21"/>
+        </w:rPr>
+        <w:t xml:space="preserve"> con ustedes):</w:t>
+      </w:r>
+    </w:p>
+    <w:p>
+      <w:pPr>
+        <w:pStyle w:val="ListParagraph"/>
+        <w:numPr>
+          <w:ilvl w:val="0"/>
+          <w:numId w:val="3"/>
+        </w:numPr>
+        <w:spacing w:after="80"/>
+      </w:pPr>
+      <w:r>
+        <w:rPr>
+          <w:b/>
+          <w:bCs/>
+          <w:color w:val="1D2939"/>
+          <w:sz w:val="21"/>
+          <w:szCs w:val="21"/>
+        </w:rPr>
+        <w:t xml:space="preserve">`normalizar(String)` / `normalizarEstado(String)`</w:t>
+      </w:r>
+      <w:r>
+        <w:rPr>
+          <w:color w:val="1D2939"/>
+          <w:sz w:val="21"/>
+          <w:szCs w:val="21"/>
+        </w:rPr>
+        <w:t xml:space="preserve"> — ninguno de los dos existe hoy en</w:t>
+      </w:r>
+    </w:p>
+    <w:p>
+      <w:pPr>
+        <w:spacing w:after="160"/>
+      </w:pPr>
+      <w:r>
+        <w:rPr>
+          <w:color w:val="1D2939"/>
+          <w:sz w:val="21"/>
+          <w:szCs w:val="21"/>
+        </w:rPr>
+        <w:t xml:space="preserve">   </w:t>
+      </w:r>
+      <w:r>
+        <w:rPr>
+          <w:rFonts w:ascii="Consolas" w:cs="Consolas" w:eastAsia="Consolas" w:hAnsi="Consolas"/>
+          <w:color w:val="B42318"/>
+          <w:sz w:val="20"/>
+          <w:szCs w:val="20"/>
+          <w:shd w:fill="F2F4F7" w:val="clear"/>
+        </w:rPr>
+        <w:t xml:space="preserve">MatriculaServicio</w:t>
+      </w:r>
+      <w:r>
+        <w:rPr>
+          <w:color w:val="1D2939"/>
+          <w:sz w:val="21"/>
+          <w:szCs w:val="21"/>
+        </w:rPr>
+        <w:t xml:space="preserve">; los necesitan tanto tú (</w:t>
+      </w:r>
+      <w:r>
+        <w:rPr>
+          <w:rFonts w:ascii="Consolas" w:cs="Consolas" w:eastAsia="Consolas" w:hAnsi="Consolas"/>
+          <w:color w:val="B42318"/>
+          <w:sz w:val="20"/>
+          <w:szCs w:val="20"/>
+          <w:shd w:fill="F2F4F7" w:val="clear"/>
+        </w:rPr>
+        <w:t xml:space="preserve">listarAdministrativas</w:t>
+      </w:r>
+      <w:r>
+        <w:rPr>
+          <w:color w:val="1D2939"/>
+          <w:sz w:val="21"/>
+          <w:szCs w:val="21"/>
+        </w:rPr>
+        <w:t xml:space="preserve">) como HU-041    (</w:t>
+      </w:r>
+      <w:r>
+        <w:rPr>
+          <w:rFonts w:ascii="Consolas" w:cs="Consolas" w:eastAsia="Consolas" w:hAnsi="Consolas"/>
+          <w:color w:val="B42318"/>
+          <w:sz w:val="20"/>
+          <w:szCs w:val="20"/>
+          <w:shd w:fill="F2F4F7" w:val="clear"/>
+        </w:rPr>
+        <w:t xml:space="preserve">reportePaginado</w:t>
+      </w:r>
+      <w:r>
+        <w:rPr>
+          <w:color w:val="1D2939"/>
+          <w:sz w:val="21"/>
+          <w:szCs w:val="21"/>
+        </w:rPr>
+        <w:t xml:space="preserve">/</w:t>
+      </w:r>
+      <w:r>
+        <w:rPr>
+          <w:rFonts w:ascii="Consolas" w:cs="Consolas" w:eastAsia="Consolas" w:hAnsi="Consolas"/>
+          <w:color w:val="B42318"/>
+          <w:sz w:val="20"/>
+          <w:szCs w:val="20"/>
+          <w:shd w:fill="F2F4F7" w:val="clear"/>
+        </w:rPr>
+        <w:t xml:space="preserve">reporte</w:t>
+      </w:r>
+      <w:r>
+        <w:rPr>
+          <w:color w:val="1D2939"/>
+          <w:sz w:val="21"/>
+          <w:szCs w:val="21"/>
+        </w:rPr>
+        <w:t xml:space="preserve">). </w:t>
+      </w:r>
+      <w:r>
+        <w:rPr>
+          <w:b/>
+          <w:bCs/>
+          <w:color w:val="1D2939"/>
+          <w:sz w:val="21"/>
+          <w:szCs w:val="21"/>
+        </w:rPr>
+        <w:t xml:space="preserve">El que los cree primero avisa en el grupo</w:t>
+      </w:r>
+      <w:r>
+        <w:rPr>
+          <w:color w:val="1D2939"/>
+          <w:sz w:val="21"/>
+          <w:szCs w:val="21"/>
+        </w:rPr>
+        <w:t xml:space="preserve"> — el segundo los    reutiliza, no los vuelve a crear (si los duplica, no compila).</w:t>
+      </w:r>
+    </w:p>
+    <w:p>
+      <w:pPr>
+        <w:pStyle w:val="ListParagraph"/>
+        <w:numPr>
+          <w:ilvl w:val="0"/>
+          <w:numId w:val="3"/>
+        </w:numPr>
+        <w:spacing w:after="80"/>
+      </w:pPr>
+      <w:r>
+        <w:rPr>
+          <w:b/>
+          <w:bCs/>
+          <w:color w:val="1D2939"/>
+          <w:sz w:val="21"/>
+          <w:szCs w:val="21"/>
+        </w:rPr>
+        <w:t xml:space="preserve">Bloques separados en los archivos compartidos</w:t>
+      </w:r>
+      <w:r>
+        <w:rPr>
+          <w:color w:val="1D2939"/>
+          <w:sz w:val="21"/>
+          <w:szCs w:val="21"/>
+        </w:rPr>
+        <w:t xml:space="preserve"> — agrega tus 3 métodos/endpoints en un bloque</w:t>
+      </w:r>
+    </w:p>
+    <w:p>
+      <w:pPr>
+        <w:spacing w:after="160"/>
+      </w:pPr>
+      <w:r>
+        <w:rPr>
+          <w:color w:val="1D2939"/>
+          <w:sz w:val="21"/>
+          <w:szCs w:val="21"/>
+        </w:rPr>
+        <w:t xml:space="preserve">   propio y comentado (</w:t>
+      </w:r>
+      <w:r>
+        <w:rPr>
+          <w:rFonts w:ascii="Consolas" w:cs="Consolas" w:eastAsia="Consolas" w:hAnsi="Consolas"/>
+          <w:color w:val="B42318"/>
+          <w:sz w:val="20"/>
+          <w:szCs w:val="20"/>
+          <w:shd w:fill="F2F4F7" w:val="clear"/>
+        </w:rPr>
+        <w:t xml:space="preserve">// HU-020 — ...</w:t>
+      </w:r>
+      <w:r>
+        <w:rPr>
+          <w:color w:val="1D2939"/>
+          <w:sz w:val="21"/>
+          <w:szCs w:val="21"/>
+        </w:rPr>
+        <w:t xml:space="preserve">), no intercalado con los de HU-041, para que el merge de Git    sea automático.</w:t>
+      </w:r>
+    </w:p>
+    <w:p>
+      <w:pPr>
+        <w:spacing w:after="160"/>
+      </w:pPr>
+      <w:r>
+        <w:rPr>
+          <w:color w:val="1D2939"/>
+          <w:sz w:val="21"/>
+          <w:szCs w:val="21"/>
+        </w:rPr>
+        <w:t xml:space="preserve">No hay nada que coordinar con HU-008 (usuarios) ni con HU-027 (sesiones) — son archivos completamente aparte.</w:t>
       </w:r>
     </w:p>
     <w:p>
